--- a/Devrim_Savas_Yilmaz_CV_English.docx
+++ b/Devrim_Savas_Yilmaz_CV_English.docx
@@ -6,14 +6,18 @@
       <w:pPr>
         <w:spacing w:after="60"/>
         <w:jc w:val="center"/>
+        <w:rPr>
+          <w:sz w:val="44"/>
+          <w:szCs w:val="44"/>
+        </w:rPr>
       </w:pPr>
       <w:r>
         <w:rPr>
           <w:b/>
           <w:bCs/>
           <w:color w:val="111111"/>
-          <w:sz w:val="46"/>
-          <w:szCs w:val="46"/>
+          <w:sz w:val="44"/>
+          <w:szCs w:val="44"/>
         </w:rPr>
         <w:t>DEVRIM SAVAS YILMAZ</w:t>
       </w:r>
@@ -22,14 +26,16 @@
       <w:pPr>
         <w:spacing w:after="60"/>
         <w:jc w:val="center"/>
+        <w:rPr>
+          <w:sz w:val="18"/>
+          <w:szCs w:val="18"/>
+        </w:rPr>
       </w:pPr>
       <w:r>
         <w:rPr>
           <w:b/>
           <w:bCs/>
           <w:color w:val="111111"/>
-          <w:sz w:val="22"/>
-          <w:szCs w:val="22"/>
         </w:rPr>
         <w:t>Backend-focused Full-stack Developer</w:t>
       </w:r>
@@ -39,15 +45,15 @@
         <w:spacing w:after="160"/>
         <w:jc w:val="center"/>
         <w:rPr>
-          <w:sz w:val="16"/>
-          <w:szCs w:val="16"/>
-        </w:rPr>
-      </w:pPr>
-      <w:r>
-        <w:rPr>
-          <w:color w:val="111111"/>
-          <w:sz w:val="16"/>
-          <w:szCs w:val="16"/>
+          <w:sz w:val="18"/>
+          <w:szCs w:val="18"/>
+        </w:rPr>
+      </w:pPr>
+      <w:r>
+        <w:rPr>
+          <w:color w:val="111111"/>
+          <w:sz w:val="18"/>
+          <w:szCs w:val="18"/>
         </w:rPr>
         <w:t xml:space="preserve">Drammen, </w:t>
       </w:r>
@@ -55,16 +61,16 @@
       <w:r>
         <w:rPr>
           <w:color w:val="111111"/>
-          <w:sz w:val="16"/>
-          <w:szCs w:val="16"/>
+          <w:sz w:val="18"/>
+          <w:szCs w:val="18"/>
         </w:rPr>
         <w:t>Norway</w:t>
       </w:r>
       <w:r>
         <w:rPr>
           <w:color w:val="333333"/>
-          <w:sz w:val="16"/>
-          <w:szCs w:val="16"/>
+          <w:sz w:val="18"/>
+          <w:szCs w:val="18"/>
         </w:rPr>
         <w:t xml:space="preserve">  |</w:t>
       </w:r>
@@ -72,16 +78,16 @@
       <w:r>
         <w:rPr>
           <w:color w:val="333333"/>
-          <w:sz w:val="16"/>
-          <w:szCs w:val="16"/>
+          <w:sz w:val="18"/>
+          <w:szCs w:val="18"/>
         </w:rPr>
         <w:t xml:space="preserve">  </w:t>
       </w:r>
       <w:r>
         <w:rPr>
           <w:color w:val="111111"/>
-          <w:sz w:val="16"/>
-          <w:szCs w:val="16"/>
+          <w:sz w:val="18"/>
+          <w:szCs w:val="18"/>
         </w:rPr>
         <w:t>+47 450-01-</w:t>
       </w:r>
@@ -89,16 +95,16 @@
       <w:r>
         <w:rPr>
           <w:color w:val="111111"/>
-          <w:sz w:val="16"/>
-          <w:szCs w:val="16"/>
+          <w:sz w:val="18"/>
+          <w:szCs w:val="18"/>
         </w:rPr>
         <w:t>349</w:t>
       </w:r>
       <w:r>
         <w:rPr>
           <w:color w:val="333333"/>
-          <w:sz w:val="16"/>
-          <w:szCs w:val="16"/>
+          <w:sz w:val="18"/>
+          <w:szCs w:val="18"/>
         </w:rPr>
         <w:t xml:space="preserve">  |</w:t>
       </w:r>
@@ -106,8 +112,8 @@
       <w:r>
         <w:rPr>
           <w:color w:val="333333"/>
-          <w:sz w:val="16"/>
-          <w:szCs w:val="16"/>
+          <w:sz w:val="18"/>
+          <w:szCs w:val="18"/>
         </w:rPr>
         <w:t xml:space="preserve">  </w:t>
       </w:r>
@@ -115,8 +121,8 @@
         <w:r>
           <w:rPr>
             <w:color w:val="111111"/>
-            <w:sz w:val="16"/>
-            <w:szCs w:val="16"/>
+            <w:sz w:val="18"/>
+            <w:szCs w:val="18"/>
             <w:u w:val="single"/>
           </w:rPr>
           <w:t>devrimsavasyilmaz@gmail.com</w:t>
@@ -125,8 +131,8 @@
       <w:r>
         <w:rPr>
           <w:color w:val="333333"/>
-          <w:sz w:val="16"/>
-          <w:szCs w:val="16"/>
+          <w:sz w:val="18"/>
+          <w:szCs w:val="18"/>
         </w:rPr>
         <w:t xml:space="preserve">  |  </w:t>
       </w:r>
@@ -134,29 +140,18 @@
         <w:r>
           <w:rPr>
             <w:color w:val="111111"/>
-            <w:sz w:val="16"/>
-            <w:szCs w:val="16"/>
+            <w:sz w:val="18"/>
+            <w:szCs w:val="18"/>
             <w:u w:val="single"/>
           </w:rPr>
-          <w:t>github.com/</w:t>
+          <w:t>GitHub</w:t>
         </w:r>
-        <w:proofErr w:type="spellStart"/>
-        <w:r>
-          <w:rPr>
-            <w:color w:val="111111"/>
-            <w:sz w:val="16"/>
-            <w:szCs w:val="16"/>
-            <w:u w:val="single"/>
-          </w:rPr>
-          <w:t>devrimsavas</w:t>
-        </w:r>
-        <w:proofErr w:type="spellEnd"/>
       </w:hyperlink>
       <w:r>
         <w:rPr>
           <w:color w:val="333333"/>
-          <w:sz w:val="16"/>
-          <w:szCs w:val="16"/>
+          <w:sz w:val="18"/>
+          <w:szCs w:val="18"/>
         </w:rPr>
         <w:t xml:space="preserve">  |  </w:t>
       </w:r>
@@ -164,23 +159,12 @@
         <w:r>
           <w:rPr>
             <w:color w:val="111111"/>
-            <w:sz w:val="16"/>
-            <w:szCs w:val="16"/>
+            <w:sz w:val="18"/>
+            <w:szCs w:val="18"/>
             <w:u w:val="single"/>
           </w:rPr>
-          <w:t>linkedin.com/in/</w:t>
+          <w:t>LinkedIn</w:t>
         </w:r>
-        <w:proofErr w:type="spellStart"/>
-        <w:r>
-          <w:rPr>
-            <w:color w:val="111111"/>
-            <w:sz w:val="16"/>
-            <w:szCs w:val="16"/>
-            <w:u w:val="single"/>
-          </w:rPr>
-          <w:t>devrimsavas</w:t>
-        </w:r>
-        <w:proofErr w:type="spellEnd"/>
       </w:hyperlink>
     </w:p>
     <w:p>
@@ -203,67 +187,31 @@
     </w:p>
     <w:p>
       <w:pPr>
-        <w:spacing w:after="160"/>
-        <w:ind w:left="144"/>
-        <w:jc w:val="both"/>
-        <w:rPr>
-          <w:sz w:val="18"/>
-          <w:szCs w:val="18"/>
-        </w:rPr>
-      </w:pPr>
-      <w:r>
-        <w:rPr>
-          <w:sz w:val="18"/>
-          <w:szCs w:val="18"/>
-        </w:rPr>
+        <w:pStyle w:val="Copy"/>
+      </w:pPr>
+      <w:r>
         <w:t>Backend-focused full-stack developer (.NET/C#, Node.js, React/Next.js) with a lifelong curiosity for how things work under the hood</w:t>
       </w:r>
       <w:r>
-        <w:rPr>
-          <w:sz w:val="18"/>
-          <w:szCs w:val="18"/>
-        </w:rPr>
         <w:t xml:space="preserve">: </w:t>
       </w:r>
       <w:r>
-        <w:rPr>
-          <w:sz w:val="18"/>
-          <w:szCs w:val="18"/>
-        </w:rPr>
         <w:t xml:space="preserve">from handcrafting a 4-bit CPU emulator from scratch in my spare time, to shipping full-stack and microservice projects in production. Moving from a technical teaching role into industry </w:t>
       </w:r>
       <w:proofErr w:type="gramStart"/>
       <w:r>
-        <w:rPr>
-          <w:sz w:val="18"/>
-          <w:szCs w:val="18"/>
-        </w:rPr>
         <w:t>development, where</w:t>
       </w:r>
       <w:proofErr w:type="gramEnd"/>
       <w:r>
-        <w:rPr>
-          <w:sz w:val="18"/>
-          <w:szCs w:val="18"/>
-        </w:rPr>
         <w:t xml:space="preserve"> I improved student pass rates by 70% through hands-on, project-based teaching. Comfortable owning a codebase end to end, from database design to deployment.</w:t>
       </w:r>
     </w:p>
     <w:p>
       <w:pPr>
-        <w:pBdr>
-          <w:bottom w:val="single" w:sz="6" w:space="2" w:color="111111"/>
-        </w:pBdr>
-        <w:spacing w:before="130" w:after="60"/>
-      </w:pPr>
-      <w:r>
-        <w:rPr>
-          <w:b/>
-          <w:bCs/>
-          <w:color w:val="111111"/>
-          <w:sz w:val="22"/>
-          <w:szCs w:val="22"/>
-        </w:rPr>
+        <w:pStyle w:val="Categories"/>
+      </w:pPr>
+      <w:r>
         <w:t>EDUCATION</w:t>
       </w:r>
     </w:p>
@@ -383,19 +331,9 @@
     </w:p>
     <w:p>
       <w:pPr>
-        <w:pBdr>
-          <w:bottom w:val="single" w:sz="6" w:space="2" w:color="111111"/>
-        </w:pBdr>
-        <w:spacing w:before="130" w:after="60"/>
-      </w:pPr>
-      <w:r>
-        <w:rPr>
-          <w:b/>
-          <w:bCs/>
-          <w:color w:val="111111"/>
-          <w:sz w:val="22"/>
-          <w:szCs w:val="22"/>
-        </w:rPr>
+        <w:pStyle w:val="Categories"/>
+      </w:pPr>
+      <w:r>
         <w:t>EXPERIENCE</w:t>
       </w:r>
     </w:p>
@@ -627,19 +565,9 @@
     </w:p>
     <w:p>
       <w:pPr>
-        <w:pBdr>
-          <w:bottom w:val="single" w:sz="6" w:space="2" w:color="111111"/>
-        </w:pBdr>
-        <w:spacing w:before="130" w:after="60"/>
-      </w:pPr>
-      <w:r>
-        <w:rPr>
-          <w:b/>
-          <w:bCs/>
-          <w:color w:val="111111"/>
-          <w:sz w:val="22"/>
-          <w:szCs w:val="22"/>
-        </w:rPr>
+        <w:pStyle w:val="Categories"/>
+      </w:pPr>
+      <w:r>
         <w:t>PROJECTS</w:t>
       </w:r>
     </w:p>
@@ -1016,25 +944,15 @@
     </w:p>
     <w:p>
       <w:pPr>
-        <w:pBdr>
-          <w:bottom w:val="single" w:sz="6" w:space="2" w:color="111111"/>
-        </w:pBdr>
-        <w:spacing w:before="130" w:after="60"/>
-      </w:pPr>
-      <w:r>
-        <w:rPr>
-          <w:b/>
-          <w:bCs/>
-          <w:color w:val="111111"/>
-          <w:sz w:val="22"/>
-          <w:szCs w:val="22"/>
-        </w:rPr>
+        <w:pStyle w:val="Categories"/>
+      </w:pPr>
+      <w:r>
         <w:t>TECHNICAL SKILLS</w:t>
       </w:r>
     </w:p>
     <w:p>
       <w:pPr>
-        <w:spacing w:after="25"/>
+        <w:spacing w:before="100" w:after="25"/>
         <w:ind w:left="144"/>
       </w:pPr>
       <w:r>
@@ -2052,6 +1970,65 @@
       <w:szCs w:val="20"/>
     </w:rPr>
   </w:style>
+  <w:style w:type="paragraph" w:customStyle="1" w:styleId="Categories">
+    <w:name w:val="Categories"/>
+    <w:basedOn w:val="Normal"/>
+    <w:link w:val="CategoriesChar"/>
+    <w:qFormat/>
+    <w:rsid w:val="00A90FBE"/>
+    <w:pPr>
+      <w:pBdr>
+        <w:bottom w:val="single" w:sz="6" w:space="2" w:color="111111"/>
+      </w:pBdr>
+      <w:spacing w:before="120" w:after="60"/>
+    </w:pPr>
+    <w:rPr>
+      <w:b/>
+      <w:bCs/>
+      <w:color w:val="111111"/>
+      <w:sz w:val="22"/>
+      <w:szCs w:val="22"/>
+    </w:rPr>
+  </w:style>
+  <w:style w:type="character" w:customStyle="1" w:styleId="CategoriesChar">
+    <w:name w:val="Categories Char"/>
+    <w:basedOn w:val="DefaultParagraphFont"/>
+    <w:link w:val="Categories"/>
+    <w:rsid w:val="00A90FBE"/>
+    <w:rPr>
+      <w:b/>
+      <w:bCs/>
+      <w:color w:val="111111"/>
+      <w:sz w:val="22"/>
+      <w:szCs w:val="22"/>
+    </w:rPr>
+  </w:style>
+  <w:style w:type="paragraph" w:customStyle="1" w:styleId="Copy">
+    <w:name w:val="Copy"/>
+    <w:basedOn w:val="Normal"/>
+    <w:link w:val="CopyChar"/>
+    <w:qFormat/>
+    <w:rsid w:val="00A90FBE"/>
+    <w:pPr>
+      <w:spacing w:before="100" w:after="160"/>
+      <w:ind w:left="144"/>
+      <w:jc w:val="both"/>
+    </w:pPr>
+    <w:rPr>
+      <w:sz w:val="18"/>
+      <w:szCs w:val="18"/>
+    </w:rPr>
+  </w:style>
+  <w:style w:type="character" w:customStyle="1" w:styleId="CopyChar">
+    <w:name w:val="Copy Char"/>
+    <w:basedOn w:val="DefaultParagraphFont"/>
+    <w:link w:val="Copy"/>
+    <w:rsid w:val="00A90FBE"/>
+    <w:rPr>
+      <w:sz w:val="18"/>
+      <w:szCs w:val="18"/>
+    </w:rPr>
+  </w:style>
 </w:styles>
 </file>
 
